--- a/TranNguyenQuocQuy_22656361_tuan03.docx
+++ b/TranNguyenQuocQuy_22656361_tuan03.docx
@@ -3,15 +3,741 @@
 <w:document xmlns:wpc="http://schemas.microsoft.com/office/word/2010/wordprocessingCanvas" xmlns:mc="http://schemas.openxmlformats.org/markup-compatibility/2006" xmlns:o="urn:schemas-microsoft-com:office:office" xmlns:r="http://schemas.openxmlformats.org/officeDocument/2006/relationships" xmlns:m="http://schemas.openxmlformats.org/officeDocument/2006/math" xmlns:v="urn:schemas-microsoft-com:vml" xmlns:wp14="http://schemas.microsoft.com/office/word/2010/wordprocessingDrawing" xmlns:wp="http://schemas.openxmlformats.org/drawingml/2006/wordprocessingDrawing" xmlns:w10="urn:schemas-microsoft-com:office:word" xmlns:w="http://schemas.openxmlformats.org/wordprocessingml/2006/main" xmlns:w14="http://schemas.microsoft.com/office/word/2010/wordml" xmlns:w15="http://schemas.microsoft.com/office/word/2012/wordml" xmlns:wpg="http://schemas.microsoft.com/office/word/2010/wordprocessingGroup" xmlns:wpi="http://schemas.microsoft.com/office/word/2010/wordprocessingInk" xmlns:wne="http://schemas.microsoft.com/office/word/2006/wordml" xmlns:wps="http://schemas.microsoft.com/office/word/2010/wordprocessingShape" mc:Ignorable="w14 w15 wp14">
   <w:body>
     <w:p>
-      <w:r>
+      <w:pPr>
+        <w:rPr>
+          <w:rFonts w:ascii="Arial" w:hAnsi="Arial" w:cs="Arial"/>
+        </w:rPr>
+      </w:pPr>
+      <w:r>
+        <w:rPr>
+          <w:rFonts w:ascii="Arial" w:hAnsi="Arial" w:cs="Arial"/>
+        </w:rPr>
         <w:t>Trần Nguyễn Quốc Quý</w:t>
       </w:r>
     </w:p>
     <w:p>
-      <w:r>
+      <w:pPr>
+        <w:rPr>
+          <w:rFonts w:ascii="Arial" w:hAnsi="Arial" w:cs="Arial"/>
+        </w:rPr>
+      </w:pPr>
+      <w:r>
+        <w:rPr>
+          <w:rFonts w:ascii="Arial" w:hAnsi="Arial" w:cs="Arial"/>
+        </w:rPr>
         <w:t>MSSV: 22656361</w:t>
       </w:r>
+    </w:p>
+    <w:p>
+      <w:pPr>
+        <w:rPr>
+          <w:rFonts w:ascii="Arial" w:hAnsi="Arial" w:cs="Arial"/>
+        </w:rPr>
+      </w:pPr>
+      <w:r>
+        <w:rPr>
+          <w:rFonts w:ascii="Arial" w:hAnsi="Arial" w:cs="Arial"/>
+        </w:rPr>
+        <w:t>Tuần 03</w:t>
+      </w:r>
+    </w:p>
+    <w:p>
+      <w:pPr>
+        <w:rPr>
+          <w:rFonts w:ascii="Arial" w:hAnsi="Arial" w:cs="Arial"/>
+        </w:rPr>
+      </w:pPr>
+    </w:p>
+    <w:p>
+      <w:pPr>
+        <w:rPr>
+          <w:rFonts w:ascii="Arial" w:hAnsi="Arial" w:cs="Arial"/>
+          <w:b/>
+        </w:rPr>
+      </w:pPr>
+      <w:r>
+        <w:rPr>
+          <w:rFonts w:ascii="Arial" w:hAnsi="Arial" w:cs="Arial"/>
+          <w:b/>
+        </w:rPr>
+        <w:t>Phân tích lựa chọn Design Pattern</w:t>
+      </w:r>
+    </w:p>
+    <w:p>
+      <w:pPr>
+        <w:rPr>
+          <w:rFonts w:ascii="Arial" w:hAnsi="Arial" w:cs="Arial"/>
+        </w:rPr>
+      </w:pPr>
+      <w:r>
+        <w:rPr>
+          <w:rFonts w:ascii="Arial" w:hAnsi="Arial" w:cs="Arial"/>
+          <w:b/>
+          <w:bCs/>
+        </w:rPr>
+        <w:t>Bài 1 (Hệ thống quản lý đơn hàng):</w:t>
+      </w:r>
+      <w:r>
+        <w:rPr>
+          <w:rFonts w:ascii="Arial" w:hAnsi="Arial" w:cs="Arial"/>
+        </w:rPr>
+        <w:t xml:space="preserve"> Mô tả yêu cầu hệ thống có các trạng thái (Mới tạo, Đang xử lý, Đã giao, Hủy) và hành </w:t>
+      </w:r>
+      <w:proofErr w:type="gramStart"/>
+      <w:r>
+        <w:rPr>
+          <w:rFonts w:ascii="Arial" w:hAnsi="Arial" w:cs="Arial"/>
+        </w:rPr>
+        <w:t>vi</w:t>
+      </w:r>
+      <w:proofErr w:type="gramEnd"/>
+      <w:r>
+        <w:rPr>
+          <w:rFonts w:ascii="Arial" w:hAnsi="Arial" w:cs="Arial"/>
+        </w:rPr>
+        <w:t xml:space="preserve"> thay đổi theo trạng thái. -&gt; </w:t>
+      </w:r>
+      <w:r>
+        <w:rPr>
+          <w:rFonts w:ascii="Arial" w:hAnsi="Arial" w:cs="Arial"/>
+          <w:b/>
+          <w:bCs/>
+        </w:rPr>
+        <w:t xml:space="preserve">Áp </w:t>
+      </w:r>
+      <w:proofErr w:type="gramStart"/>
+      <w:r>
+        <w:rPr>
+          <w:rFonts w:ascii="Arial" w:hAnsi="Arial" w:cs="Arial"/>
+          <w:b/>
+          <w:bCs/>
+        </w:rPr>
+        <w:t>dụng</w:t>
+      </w:r>
+      <w:proofErr w:type="gramEnd"/>
+      <w:r>
+        <w:rPr>
+          <w:rFonts w:ascii="Arial" w:hAnsi="Arial" w:cs="Arial"/>
+          <w:b/>
+          <w:bCs/>
+        </w:rPr>
+        <w:t xml:space="preserve"> State Pattern</w:t>
+      </w:r>
+      <w:r>
+        <w:rPr>
+          <w:rFonts w:ascii="Arial" w:hAnsi="Arial" w:cs="Arial"/>
+        </w:rPr>
+        <w:t xml:space="preserve"> vì nó giúp tách biệt mỗi trạng thái thành các lớp riêng biệt, tránh dùng </w:t>
+      </w:r>
+      <w:r>
+        <w:rPr>
+          <w:rStyle w:val="HTMLCode"/>
+          <w:rFonts w:ascii="Arial" w:eastAsiaTheme="minorHAnsi" w:hAnsi="Arial" w:cs="Arial"/>
+        </w:rPr>
+        <w:t>if-else</w:t>
+      </w:r>
+      <w:r>
+        <w:rPr>
+          <w:rFonts w:ascii="Arial" w:hAnsi="Arial" w:cs="Arial"/>
+        </w:rPr>
+        <w:t xml:space="preserve"> chằng chịt</w:t>
+      </w:r>
+    </w:p>
+    <w:p>
+      <w:pPr>
+        <w:rPr>
+          <w:rFonts w:ascii="Arial" w:hAnsi="Arial" w:cs="Arial"/>
+        </w:rPr>
+      </w:pPr>
+      <w:r>
+        <w:rPr>
+          <w:rFonts w:ascii="Arial" w:hAnsi="Arial" w:cs="Arial"/>
+        </w:rPr>
+        <w:drawing>
+          <wp:inline distT="0" distB="0" distL="0" distR="0" wp14:anchorId="6F5C0A20" wp14:editId="698A79B7">
+            <wp:extent cx="5943600" cy="2573655"/>
+            <wp:effectExtent l="0" t="0" r="0" b="0"/>
+            <wp:docPr id="1" name="Picture 1"/>
+            <wp:cNvGraphicFramePr>
+              <a:graphicFrameLocks xmlns:a="http://schemas.openxmlformats.org/drawingml/2006/main" noChangeAspect="1"/>
+            </wp:cNvGraphicFramePr>
+            <a:graphic xmlns:a="http://schemas.openxmlformats.org/drawingml/2006/main">
+              <a:graphicData uri="http://schemas.openxmlformats.org/drawingml/2006/picture">
+                <pic:pic xmlns:pic="http://schemas.openxmlformats.org/drawingml/2006/picture">
+                  <pic:nvPicPr>
+                    <pic:cNvPr id="1" name=""/>
+                    <pic:cNvPicPr/>
+                  </pic:nvPicPr>
+                  <pic:blipFill>
+                    <a:blip r:embed="rId6"/>
+                    <a:stretch>
+                      <a:fillRect/>
+                    </a:stretch>
+                  </pic:blipFill>
+                  <pic:spPr>
+                    <a:xfrm>
+                      <a:off x="0" y="0"/>
+                      <a:ext cx="5943600" cy="2573655"/>
+                    </a:xfrm>
+                    <a:prstGeom prst="rect">
+                      <a:avLst/>
+                    </a:prstGeom>
+                  </pic:spPr>
+                </pic:pic>
+              </a:graphicData>
+            </a:graphic>
+          </wp:inline>
+        </w:drawing>
+      </w:r>
+    </w:p>
+    <w:p>
+      <w:pPr>
+        <w:rPr>
+          <w:rFonts w:ascii="Arial" w:hAnsi="Arial" w:cs="Arial"/>
+        </w:rPr>
+      </w:pPr>
+    </w:p>
+    <w:p>
+      <w:pPr>
+        <w:rPr>
+          <w:rFonts w:ascii="Arial" w:hAnsi="Arial" w:cs="Arial"/>
+        </w:rPr>
+      </w:pPr>
+      <w:r>
+        <w:rPr>
+          <w:rFonts w:ascii="Arial" w:hAnsi="Arial" w:cs="Arial"/>
+          <w:b/>
+          <w:bCs/>
+        </w:rPr>
+        <w:t>Bài 2 (Tính toán thuế cho sản phẩm):</w:t>
+      </w:r>
+      <w:r>
+        <w:rPr>
+          <w:rFonts w:ascii="Arial" w:hAnsi="Arial" w:cs="Arial"/>
+        </w:rPr>
+        <w:t xml:space="preserve"> Yêu cầu tính thuế với các loại thuế khác nhau (tiêu thụ, VAT, xa xỉ) cho các sản phẩm. -&gt; </w:t>
+      </w:r>
+      <w:r>
+        <w:rPr>
+          <w:rFonts w:ascii="Arial" w:hAnsi="Arial" w:cs="Arial"/>
+          <w:b/>
+          <w:bCs/>
+        </w:rPr>
+        <w:t>Áp dụng Strategy Pattern</w:t>
+      </w:r>
+      <w:r>
+        <w:rPr>
+          <w:rFonts w:ascii="Arial" w:hAnsi="Arial" w:cs="Arial"/>
+        </w:rPr>
+        <w:t xml:space="preserve"> vì nó cho phép lựa chọn thuật toán (cách tính thuế) tại thời điểm thực thi mà không cần thay đổi mã nguồn gốc</w:t>
+      </w:r>
+    </w:p>
+    <w:p>
+      <w:pPr>
+        <w:rPr>
+          <w:rFonts w:ascii="Arial" w:hAnsi="Arial" w:cs="Arial"/>
+        </w:rPr>
+      </w:pPr>
+      <w:r>
+        <w:rPr>
+          <w:rFonts w:ascii="Arial" w:hAnsi="Arial" w:cs="Arial"/>
+        </w:rPr>
+        <w:lastRenderedPageBreak/>
+        <w:drawing>
+          <wp:inline distT="0" distB="0" distL="0" distR="0" wp14:anchorId="386136A9" wp14:editId="326E0810">
+            <wp:extent cx="5943600" cy="3145155"/>
+            <wp:effectExtent l="0" t="0" r="0" b="0"/>
+            <wp:docPr id="2" name="Picture 2"/>
+            <wp:cNvGraphicFramePr>
+              <a:graphicFrameLocks xmlns:a="http://schemas.openxmlformats.org/drawingml/2006/main" noChangeAspect="1"/>
+            </wp:cNvGraphicFramePr>
+            <a:graphic xmlns:a="http://schemas.openxmlformats.org/drawingml/2006/main">
+              <a:graphicData uri="http://schemas.openxmlformats.org/drawingml/2006/picture">
+                <pic:pic xmlns:pic="http://schemas.openxmlformats.org/drawingml/2006/picture">
+                  <pic:nvPicPr>
+                    <pic:cNvPr id="1" name=""/>
+                    <pic:cNvPicPr/>
+                  </pic:nvPicPr>
+                  <pic:blipFill>
+                    <a:blip r:embed="rId7"/>
+                    <a:stretch>
+                      <a:fillRect/>
+                    </a:stretch>
+                  </pic:blipFill>
+                  <pic:spPr>
+                    <a:xfrm>
+                      <a:off x="0" y="0"/>
+                      <a:ext cx="5943600" cy="3145155"/>
+                    </a:xfrm>
+                    <a:prstGeom prst="rect">
+                      <a:avLst/>
+                    </a:prstGeom>
+                  </pic:spPr>
+                </pic:pic>
+              </a:graphicData>
+            </a:graphic>
+          </wp:inline>
+        </w:drawing>
+      </w:r>
+    </w:p>
+    <w:p>
+      <w:pPr>
+        <w:rPr>
+          <w:rFonts w:ascii="Arial" w:hAnsi="Arial" w:cs="Arial"/>
+        </w:rPr>
+      </w:pPr>
+    </w:p>
+    <w:p>
+      <w:pPr>
+        <w:rPr>
+          <w:rFonts w:ascii="Arial" w:hAnsi="Arial" w:cs="Arial"/>
+        </w:rPr>
+      </w:pPr>
+      <w:r>
+        <w:rPr>
+          <w:rFonts w:ascii="Arial" w:hAnsi="Arial" w:cs="Arial"/>
+          <w:b/>
+          <w:bCs/>
+        </w:rPr>
+        <w:t>Bài 3 (Hệ thống thanh toán):</w:t>
+      </w:r>
+      <w:r>
+        <w:rPr>
+          <w:rFonts w:ascii="Arial" w:hAnsi="Arial" w:cs="Arial"/>
+        </w:rPr>
+        <w:t xml:space="preserve"> Cần thanh toán bằng nhiều phương thức (Thẻ tín dụng, PayPal) và cho phép bọc thêm các tính năng bổ sung như Phí xử lý, Mã giảm giá. -&gt; </w:t>
+      </w:r>
+      <w:r>
+        <w:rPr>
+          <w:rFonts w:ascii="Arial" w:hAnsi="Arial" w:cs="Arial"/>
+          <w:b/>
+          <w:bCs/>
+        </w:rPr>
+        <w:t>Áp dụng kết hợp Strategy Pattern</w:t>
+      </w:r>
+      <w:r>
+        <w:rPr>
+          <w:rFonts w:ascii="Arial" w:hAnsi="Arial" w:cs="Arial"/>
+        </w:rPr>
+        <w:t xml:space="preserve"> (cho thuật toán chọn phương thức thanh toán) </w:t>
+      </w:r>
+      <w:r>
+        <w:rPr>
+          <w:rFonts w:ascii="Arial" w:hAnsi="Arial" w:cs="Arial"/>
+          <w:b/>
+          <w:bCs/>
+        </w:rPr>
+        <w:t>và Decorator Pattern</w:t>
+      </w:r>
+      <w:r>
+        <w:rPr>
+          <w:rFonts w:ascii="Arial" w:hAnsi="Arial" w:cs="Arial"/>
+        </w:rPr>
+        <w:t xml:space="preserve"> (để bọc/trang trí thêm phí/giảm giá vào giao dịch mà không phá vỡ cấu trúc gốc).</w:t>
+      </w:r>
+    </w:p>
+    <w:p>
+      <w:pPr>
+        <w:rPr>
+          <w:rFonts w:ascii="Arial" w:hAnsi="Arial" w:cs="Arial"/>
+        </w:rPr>
+      </w:pPr>
+      <w:r>
+        <w:rPr>
+          <w:rFonts w:ascii="Arial" w:hAnsi="Arial" w:cs="Arial"/>
+        </w:rPr>
+        <w:drawing>
+          <wp:inline distT="0" distB="0" distL="0" distR="0" wp14:anchorId="705C0876" wp14:editId="43F1ED8E">
+            <wp:extent cx="5943600" cy="2038985"/>
+            <wp:effectExtent l="0" t="0" r="0" b="0"/>
+            <wp:docPr id="3" name="Picture 3"/>
+            <wp:cNvGraphicFramePr>
+              <a:graphicFrameLocks xmlns:a="http://schemas.openxmlformats.org/drawingml/2006/main" noChangeAspect="1"/>
+            </wp:cNvGraphicFramePr>
+            <a:graphic xmlns:a="http://schemas.openxmlformats.org/drawingml/2006/main">
+              <a:graphicData uri="http://schemas.openxmlformats.org/drawingml/2006/picture">
+                <pic:pic xmlns:pic="http://schemas.openxmlformats.org/drawingml/2006/picture">
+                  <pic:nvPicPr>
+                    <pic:cNvPr id="1" name=""/>
+                    <pic:cNvPicPr/>
+                  </pic:nvPicPr>
+                  <pic:blipFill>
+                    <a:blip r:embed="rId8"/>
+                    <a:stretch>
+                      <a:fillRect/>
+                    </a:stretch>
+                  </pic:blipFill>
+                  <pic:spPr>
+                    <a:xfrm>
+                      <a:off x="0" y="0"/>
+                      <a:ext cx="5943600" cy="2038985"/>
+                    </a:xfrm>
+                    <a:prstGeom prst="rect">
+                      <a:avLst/>
+                    </a:prstGeom>
+                  </pic:spPr>
+                </pic:pic>
+              </a:graphicData>
+            </a:graphic>
+          </wp:inline>
+        </w:drawing>
+      </w:r>
+    </w:p>
+    <w:p>
+      <w:pPr>
+        <w:rPr>
+          <w:rFonts w:ascii="Arial" w:hAnsi="Arial" w:cs="Arial"/>
+        </w:rPr>
+      </w:pPr>
+    </w:p>
+    <w:p>
+      <w:pPr>
+        <w:rPr>
+          <w:rFonts w:ascii="Arial" w:hAnsi="Arial" w:cs="Arial"/>
+          <w:b/>
+          <w:sz w:val="28"/>
+          <w:szCs w:val="28"/>
+        </w:rPr>
+      </w:pPr>
+      <w:r>
+        <w:rPr>
+          <w:rFonts w:ascii="Arial" w:hAnsi="Arial" w:cs="Arial"/>
+          <w:b/>
+          <w:sz w:val="28"/>
+          <w:szCs w:val="28"/>
+        </w:rPr>
+        <w:t>Tuần 03</w:t>
+      </w:r>
+    </w:p>
+    <w:p>
+      <w:pPr>
+        <w:rPr>
+          <w:rFonts w:ascii="Arial" w:eastAsia="Times New Roman" w:hAnsi="Arial" w:cs="Arial"/>
+          <w:b/>
+          <w:bCs/>
+          <w:sz w:val="24"/>
+          <w:szCs w:val="24"/>
+        </w:rPr>
+      </w:pPr>
+      <w:r>
+        <w:rPr>
+          <w:rFonts w:ascii="Arial" w:eastAsia="Times New Roman" w:hAnsi="Arial" w:cs="Arial"/>
+          <w:b/>
+          <w:bCs/>
+          <w:sz w:val="24"/>
+          <w:szCs w:val="24"/>
+        </w:rPr>
+        <w:t>1. Pattern được chọn: Observer Pattern</w:t>
+      </w:r>
+    </w:p>
+    <w:p>
+      <w:pPr>
+        <w:spacing w:before="100" w:beforeAutospacing="1" w:after="100" w:afterAutospacing="1" w:line="240" w:lineRule="auto"/>
+        <w:rPr>
+          <w:rFonts w:ascii="Arial" w:eastAsia="Times New Roman" w:hAnsi="Arial" w:cs="Arial"/>
+          <w:sz w:val="24"/>
+          <w:szCs w:val="24"/>
+        </w:rPr>
+      </w:pPr>
+      <w:r>
+        <w:rPr>
+          <w:rFonts w:ascii="Arial" w:eastAsia="Times New Roman" w:hAnsi="Arial" w:cs="Arial"/>
+          <w:b/>
+          <w:bCs/>
+          <w:sz w:val="24"/>
+          <w:szCs w:val="24"/>
+        </w:rPr>
+        <w:t>Vì sao lại chọn Observer Pattern cho ngữ cảnh này?</w:t>
+      </w:r>
+    </w:p>
+    <w:p>
+      <w:pPr>
+        <w:numPr>
+          <w:ilvl w:val="0"/>
+          <w:numId w:val="1"/>
+        </w:numPr>
+        <w:spacing w:before="100" w:beforeAutospacing="1" w:after="100" w:afterAutospacing="1" w:line="240" w:lineRule="auto"/>
+        <w:rPr>
+          <w:rFonts w:ascii="Arial" w:eastAsia="Times New Roman" w:hAnsi="Arial" w:cs="Arial"/>
+          <w:sz w:val="24"/>
+          <w:szCs w:val="24"/>
+        </w:rPr>
+      </w:pPr>
+      <w:r>
+        <w:rPr>
+          <w:rFonts w:ascii="Arial" w:eastAsia="Times New Roman" w:hAnsi="Arial" w:cs="Arial"/>
+          <w:b/>
+          <w:bCs/>
+          <w:sz w:val="24"/>
+          <w:szCs w:val="24"/>
+        </w:rPr>
+        <w:lastRenderedPageBreak/>
+        <w:t>Bản chất bài toán:</w:t>
+      </w:r>
+      <w:r>
+        <w:rPr>
+          <w:rFonts w:ascii="Arial" w:eastAsia="Times New Roman" w:hAnsi="Arial" w:cs="Arial"/>
+          <w:sz w:val="24"/>
+          <w:szCs w:val="24"/>
+        </w:rPr>
+        <w:t xml:space="preserve"> Đây là bài toán </w:t>
+      </w:r>
+      <w:proofErr w:type="gramStart"/>
+      <w:r>
+        <w:rPr>
+          <w:rFonts w:ascii="Arial" w:eastAsia="Times New Roman" w:hAnsi="Arial" w:cs="Arial"/>
+          <w:sz w:val="24"/>
+          <w:szCs w:val="24"/>
+        </w:rPr>
+        <w:t>theo</w:t>
+      </w:r>
+      <w:proofErr w:type="gramEnd"/>
+      <w:r>
+        <w:rPr>
+          <w:rFonts w:ascii="Arial" w:eastAsia="Times New Roman" w:hAnsi="Arial" w:cs="Arial"/>
+          <w:sz w:val="24"/>
+          <w:szCs w:val="24"/>
+        </w:rPr>
+        <w:t xml:space="preserve"> mô hình "Publish-Subscribe" (Xuất bản - Đăng ký). Thư viện đóng vai trò là "Nhà xuất bản" (Subject), còn người dùng và nhân viên là "Người đăng ký" (Observers).</w:t>
+      </w:r>
+    </w:p>
+    <w:p>
+      <w:pPr>
+        <w:numPr>
+          <w:ilvl w:val="0"/>
+          <w:numId w:val="1"/>
+        </w:numPr>
+        <w:spacing w:before="100" w:beforeAutospacing="1" w:after="100" w:afterAutospacing="1" w:line="240" w:lineRule="auto"/>
+        <w:rPr>
+          <w:rFonts w:ascii="Arial" w:eastAsia="Times New Roman" w:hAnsi="Arial" w:cs="Arial"/>
+          <w:sz w:val="24"/>
+          <w:szCs w:val="24"/>
+        </w:rPr>
+      </w:pPr>
+      <w:r>
+        <w:rPr>
+          <w:rFonts w:ascii="Arial" w:eastAsia="Times New Roman" w:hAnsi="Arial" w:cs="Arial"/>
+          <w:b/>
+          <w:bCs/>
+          <w:sz w:val="24"/>
+          <w:szCs w:val="24"/>
+        </w:rPr>
+        <w:t>Mối quan hệ Một - Nhiều:</w:t>
+      </w:r>
+      <w:r>
+        <w:rPr>
+          <w:rFonts w:ascii="Arial" w:eastAsia="Times New Roman" w:hAnsi="Arial" w:cs="Arial"/>
+          <w:sz w:val="24"/>
+          <w:szCs w:val="24"/>
+        </w:rPr>
+        <w:t xml:space="preserve"> Một sự thay đổi trạng thái từ Thư viện (có sách mới) cần được thông báo tự động đến nhiều đối tượng khác nhau (User A, User B, Nhân viên C).</w:t>
+      </w:r>
+    </w:p>
+    <w:p>
+      <w:pPr>
+        <w:numPr>
+          <w:ilvl w:val="0"/>
+          <w:numId w:val="1"/>
+        </w:numPr>
+        <w:spacing w:before="100" w:beforeAutospacing="1" w:after="100" w:afterAutospacing="1" w:line="240" w:lineRule="auto"/>
+        <w:rPr>
+          <w:rFonts w:ascii="Arial" w:eastAsia="Times New Roman" w:hAnsi="Arial" w:cs="Arial"/>
+          <w:sz w:val="24"/>
+          <w:szCs w:val="24"/>
+        </w:rPr>
+      </w:pPr>
+      <w:r>
+        <w:rPr>
+          <w:rFonts w:ascii="Arial" w:eastAsia="Times New Roman" w:hAnsi="Arial" w:cs="Arial"/>
+          <w:b/>
+          <w:bCs/>
+          <w:sz w:val="24"/>
+          <w:szCs w:val="24"/>
+        </w:rPr>
+        <w:t>Tính lỏng lẻo (Loose Coupling):</w:t>
+      </w:r>
+      <w:r>
+        <w:rPr>
+          <w:rFonts w:ascii="Arial" w:eastAsia="Times New Roman" w:hAnsi="Arial" w:cs="Arial"/>
+          <w:sz w:val="24"/>
+          <w:szCs w:val="24"/>
+        </w:rPr>
+        <w:t xml:space="preserve"> Thư viện không cần biết chi tiết hệ thống của người dùng hoạt động ra sao, nó chỉ cần duy trì một danh sách những ai đã đăng ký và gọi hàm cập nhật khi có sự kiện. Việc thêm hay bớt người </w:t>
+      </w:r>
+      <w:proofErr w:type="gramStart"/>
+      <w:r>
+        <w:rPr>
+          <w:rFonts w:ascii="Arial" w:eastAsia="Times New Roman" w:hAnsi="Arial" w:cs="Arial"/>
+          <w:sz w:val="24"/>
+          <w:szCs w:val="24"/>
+        </w:rPr>
+        <w:t>theo</w:t>
+      </w:r>
+      <w:proofErr w:type="gramEnd"/>
+      <w:r>
+        <w:rPr>
+          <w:rFonts w:ascii="Arial" w:eastAsia="Times New Roman" w:hAnsi="Arial" w:cs="Arial"/>
+          <w:sz w:val="24"/>
+          <w:szCs w:val="24"/>
+        </w:rPr>
+        <w:t xml:space="preserve"> dõi (đăng ký/hủy đăng ký) diễn ra rất linh hoạt trong quá trình chạy (runtime) mà không cần sửa code gốc.</w:t>
+      </w:r>
+    </w:p>
+    <w:p>
+      <w:pPr>
+        <w:rPr>
+          <w:rFonts w:ascii="Arial" w:hAnsi="Arial" w:cs="Arial"/>
+          <w:b/>
+          <w:sz w:val="28"/>
+          <w:szCs w:val="28"/>
+        </w:rPr>
+      </w:pPr>
+      <w:r>
+        <w:rPr>
+          <w:rFonts w:ascii="Arial" w:hAnsi="Arial" w:cs="Arial"/>
+          <w:b/>
+          <w:sz w:val="28"/>
+          <w:szCs w:val="28"/>
+        </w:rPr>
+        <w:t>2. Sơ đồ</w:t>
+      </w:r>
+    </w:p>
+    <w:p>
+      <w:pPr>
+        <w:rPr>
+          <w:rFonts w:ascii="Arial" w:hAnsi="Arial" w:cs="Arial"/>
+          <w:b/>
+          <w:sz w:val="28"/>
+          <w:szCs w:val="28"/>
+        </w:rPr>
+      </w:pPr>
+      <w:r>
+        <w:rPr>
+          <w:rFonts w:ascii="Arial" w:hAnsi="Arial" w:cs="Arial"/>
+          <w:b/>
+          <w:sz w:val="28"/>
+          <w:szCs w:val="28"/>
+        </w:rPr>
+        <w:drawing>
+          <wp:inline distT="0" distB="0" distL="0" distR="0" wp14:anchorId="2B2C7057" wp14:editId="1DE6A68A">
+            <wp:extent cx="3038899" cy="5268060"/>
+            <wp:effectExtent l="0" t="0" r="9525" b="8890"/>
+            <wp:docPr id="4" name="Picture 4"/>
+            <wp:cNvGraphicFramePr>
+              <a:graphicFrameLocks xmlns:a="http://schemas.openxmlformats.org/drawingml/2006/main" noChangeAspect="1"/>
+            </wp:cNvGraphicFramePr>
+            <a:graphic xmlns:a="http://schemas.openxmlformats.org/drawingml/2006/main">
+              <a:graphicData uri="http://schemas.openxmlformats.org/drawingml/2006/picture">
+                <pic:pic xmlns:pic="http://schemas.openxmlformats.org/drawingml/2006/picture">
+                  <pic:nvPicPr>
+                    <pic:cNvPr id="1" name=""/>
+                    <pic:cNvPicPr/>
+                  </pic:nvPicPr>
+                  <pic:blipFill>
+                    <a:blip r:embed="rId9"/>
+                    <a:stretch>
+                      <a:fillRect/>
+                    </a:stretch>
+                  </pic:blipFill>
+                  <pic:spPr>
+                    <a:xfrm>
+                      <a:off x="0" y="0"/>
+                      <a:ext cx="3038899" cy="5268060"/>
+                    </a:xfrm>
+                    <a:prstGeom prst="rect">
+                      <a:avLst/>
+                    </a:prstGeom>
+                  </pic:spPr>
+                </pic:pic>
+              </a:graphicData>
+            </a:graphic>
+          </wp:inline>
+        </w:drawing>
+      </w:r>
+    </w:p>
+    <w:p>
+      <w:pPr>
+        <w:rPr>
+          <w:rFonts w:ascii="Arial" w:hAnsi="Arial" w:cs="Arial"/>
+          <w:b/>
+          <w:sz w:val="28"/>
+          <w:szCs w:val="28"/>
+        </w:rPr>
+      </w:pPr>
+    </w:p>
+    <w:p>
+      <w:pPr>
+        <w:rPr>
+          <w:rFonts w:ascii="Arial" w:hAnsi="Arial" w:cs="Arial"/>
+          <w:b/>
+          <w:sz w:val="28"/>
+          <w:szCs w:val="28"/>
+        </w:rPr>
+      </w:pPr>
+      <w:r>
+        <w:rPr>
+          <w:rFonts w:ascii="Arial" w:hAnsi="Arial" w:cs="Arial"/>
+          <w:b/>
+          <w:sz w:val="28"/>
+          <w:szCs w:val="28"/>
+        </w:rPr>
+        <w:lastRenderedPageBreak/>
+        <w:t>3. Mã nguồn Java minh họa</w:t>
+      </w:r>
+    </w:p>
+    <w:p>
+      <w:pPr>
+        <w:rPr>
+          <w:rFonts w:ascii="Arial" w:hAnsi="Arial" w:cs="Arial"/>
+          <w:b/>
+          <w:sz w:val="28"/>
+          <w:szCs w:val="28"/>
+        </w:rPr>
+      </w:pPr>
       <w:bookmarkStart w:id="0" w:name="_GoBack"/>
+      <w:r>
+        <w:rPr>
+          <w:rFonts w:ascii="Arial" w:hAnsi="Arial" w:cs="Arial"/>
+          <w:b/>
+          <w:sz w:val="28"/>
+          <w:szCs w:val="28"/>
+        </w:rPr>
+        <w:drawing>
+          <wp:inline distT="0" distB="0" distL="0" distR="0" wp14:anchorId="4A07F6A1" wp14:editId="29B43096">
+            <wp:extent cx="5943600" cy="3205480"/>
+            <wp:effectExtent l="0" t="0" r="0" b="0"/>
+            <wp:docPr id="5" name="Picture 5"/>
+            <wp:cNvGraphicFramePr>
+              <a:graphicFrameLocks xmlns:a="http://schemas.openxmlformats.org/drawingml/2006/main" noChangeAspect="1"/>
+            </wp:cNvGraphicFramePr>
+            <a:graphic xmlns:a="http://schemas.openxmlformats.org/drawingml/2006/main">
+              <a:graphicData uri="http://schemas.openxmlformats.org/drawingml/2006/picture">
+                <pic:pic xmlns:pic="http://schemas.openxmlformats.org/drawingml/2006/picture">
+                  <pic:nvPicPr>
+                    <pic:cNvPr id="1" name=""/>
+                    <pic:cNvPicPr/>
+                  </pic:nvPicPr>
+                  <pic:blipFill>
+                    <a:blip r:embed="rId10"/>
+                    <a:stretch>
+                      <a:fillRect/>
+                    </a:stretch>
+                  </pic:blipFill>
+                  <pic:spPr>
+                    <a:xfrm>
+                      <a:off x="0" y="0"/>
+                      <a:ext cx="5943600" cy="3205480"/>
+                    </a:xfrm>
+                    <a:prstGeom prst="rect">
+                      <a:avLst/>
+                    </a:prstGeom>
+                  </pic:spPr>
+                </pic:pic>
+              </a:graphicData>
+            </a:graphic>
+          </wp:inline>
+        </w:drawing>
+      </w:r>
       <w:bookmarkEnd w:id="0"/>
     </w:p>
     <w:sectPr>
@@ -22,6 +748,163 @@
     </w:sectPr>
   </w:body>
 </w:document>
+</file>
+
+<file path=word/numbering.xml><?xml version="1.0" encoding="utf-8"?>
+<w:numbering xmlns:wpc="http://schemas.microsoft.com/office/word/2010/wordprocessingCanvas" xmlns:mc="http://schemas.openxmlformats.org/markup-compatibility/2006" xmlns:o="urn:schemas-microsoft-com:office:office" xmlns:r="http://schemas.openxmlformats.org/officeDocument/2006/relationships" xmlns:m="http://schemas.openxmlformats.org/officeDocument/2006/math" xmlns:v="urn:schemas-microsoft-com:vml" xmlns:wp14="http://schemas.microsoft.com/office/word/2010/wordprocessingDrawing" xmlns:wp="http://schemas.openxmlformats.org/drawingml/2006/wordprocessingDrawing" xmlns:w10="urn:schemas-microsoft-com:office:word" xmlns:w="http://schemas.openxmlformats.org/wordprocessingml/2006/main" xmlns:w14="http://schemas.microsoft.com/office/word/2010/wordml" xmlns:w15="http://schemas.microsoft.com/office/word/2012/wordml" xmlns:wpg="http://schemas.microsoft.com/office/word/2010/wordprocessingGroup" xmlns:wpi="http://schemas.microsoft.com/office/word/2010/wordprocessingInk" xmlns:wne="http://schemas.microsoft.com/office/word/2006/wordml" xmlns:wps="http://schemas.microsoft.com/office/word/2010/wordprocessingShape" mc:Ignorable="w14 w15 wp14">
+  <w:abstractNum w:abstractNumId="0">
+    <w:nsid w:val="7FCA3884"/>
+    <w:multiLevelType w:val="multilevel"/>
+    <w:tmpl w:val="A7CCD846"/>
+    <w:lvl w:ilvl="0">
+      <w:start w:val="1"/>
+      <w:numFmt w:val="bullet"/>
+      <w:lvlText w:val=""/>
+      <w:lvlJc w:val="left"/>
+      <w:pPr>
+        <w:tabs>
+          <w:tab w:val="num" w:pos="720"/>
+        </w:tabs>
+        <w:ind w:left="720" w:hanging="360"/>
+      </w:pPr>
+      <w:rPr>
+        <w:rFonts w:ascii="Symbol" w:hAnsi="Symbol" w:hint="default"/>
+        <w:sz w:val="20"/>
+      </w:rPr>
+    </w:lvl>
+    <w:lvl w:ilvl="1" w:tentative="1">
+      <w:start w:val="1"/>
+      <w:numFmt w:val="bullet"/>
+      <w:lvlText w:val="o"/>
+      <w:lvlJc w:val="left"/>
+      <w:pPr>
+        <w:tabs>
+          <w:tab w:val="num" w:pos="1440"/>
+        </w:tabs>
+        <w:ind w:left="1440" w:hanging="360"/>
+      </w:pPr>
+      <w:rPr>
+        <w:rFonts w:ascii="Courier New" w:hAnsi="Courier New" w:hint="default"/>
+        <w:sz w:val="20"/>
+      </w:rPr>
+    </w:lvl>
+    <w:lvl w:ilvl="2" w:tentative="1">
+      <w:start w:val="1"/>
+      <w:numFmt w:val="bullet"/>
+      <w:lvlText w:val=""/>
+      <w:lvlJc w:val="left"/>
+      <w:pPr>
+        <w:tabs>
+          <w:tab w:val="num" w:pos="2160"/>
+        </w:tabs>
+        <w:ind w:left="2160" w:hanging="360"/>
+      </w:pPr>
+      <w:rPr>
+        <w:rFonts w:ascii="Wingdings" w:hAnsi="Wingdings" w:hint="default"/>
+        <w:sz w:val="20"/>
+      </w:rPr>
+    </w:lvl>
+    <w:lvl w:ilvl="3" w:tentative="1">
+      <w:start w:val="1"/>
+      <w:numFmt w:val="bullet"/>
+      <w:lvlText w:val=""/>
+      <w:lvlJc w:val="left"/>
+      <w:pPr>
+        <w:tabs>
+          <w:tab w:val="num" w:pos="2880"/>
+        </w:tabs>
+        <w:ind w:left="2880" w:hanging="360"/>
+      </w:pPr>
+      <w:rPr>
+        <w:rFonts w:ascii="Wingdings" w:hAnsi="Wingdings" w:hint="default"/>
+        <w:sz w:val="20"/>
+      </w:rPr>
+    </w:lvl>
+    <w:lvl w:ilvl="4" w:tentative="1">
+      <w:start w:val="1"/>
+      <w:numFmt w:val="bullet"/>
+      <w:lvlText w:val=""/>
+      <w:lvlJc w:val="left"/>
+      <w:pPr>
+        <w:tabs>
+          <w:tab w:val="num" w:pos="3600"/>
+        </w:tabs>
+        <w:ind w:left="3600" w:hanging="360"/>
+      </w:pPr>
+      <w:rPr>
+        <w:rFonts w:ascii="Wingdings" w:hAnsi="Wingdings" w:hint="default"/>
+        <w:sz w:val="20"/>
+      </w:rPr>
+    </w:lvl>
+    <w:lvl w:ilvl="5" w:tentative="1">
+      <w:start w:val="1"/>
+      <w:numFmt w:val="bullet"/>
+      <w:lvlText w:val=""/>
+      <w:lvlJc w:val="left"/>
+      <w:pPr>
+        <w:tabs>
+          <w:tab w:val="num" w:pos="4320"/>
+        </w:tabs>
+        <w:ind w:left="4320" w:hanging="360"/>
+      </w:pPr>
+      <w:rPr>
+        <w:rFonts w:ascii="Wingdings" w:hAnsi="Wingdings" w:hint="default"/>
+        <w:sz w:val="20"/>
+      </w:rPr>
+    </w:lvl>
+    <w:lvl w:ilvl="6" w:tentative="1">
+      <w:start w:val="1"/>
+      <w:numFmt w:val="bullet"/>
+      <w:lvlText w:val=""/>
+      <w:lvlJc w:val="left"/>
+      <w:pPr>
+        <w:tabs>
+          <w:tab w:val="num" w:pos="5040"/>
+        </w:tabs>
+        <w:ind w:left="5040" w:hanging="360"/>
+      </w:pPr>
+      <w:rPr>
+        <w:rFonts w:ascii="Wingdings" w:hAnsi="Wingdings" w:hint="default"/>
+        <w:sz w:val="20"/>
+      </w:rPr>
+    </w:lvl>
+    <w:lvl w:ilvl="7" w:tentative="1">
+      <w:start w:val="1"/>
+      <w:numFmt w:val="bullet"/>
+      <w:lvlText w:val=""/>
+      <w:lvlJc w:val="left"/>
+      <w:pPr>
+        <w:tabs>
+          <w:tab w:val="num" w:pos="5760"/>
+        </w:tabs>
+        <w:ind w:left="5760" w:hanging="360"/>
+      </w:pPr>
+      <w:rPr>
+        <w:rFonts w:ascii="Wingdings" w:hAnsi="Wingdings" w:hint="default"/>
+        <w:sz w:val="20"/>
+      </w:rPr>
+    </w:lvl>
+    <w:lvl w:ilvl="8" w:tentative="1">
+      <w:start w:val="1"/>
+      <w:numFmt w:val="bullet"/>
+      <w:lvlText w:val=""/>
+      <w:lvlJc w:val="left"/>
+      <w:pPr>
+        <w:tabs>
+          <w:tab w:val="num" w:pos="6480"/>
+        </w:tabs>
+        <w:ind w:left="6480" w:hanging="360"/>
+      </w:pPr>
+      <w:rPr>
+        <w:rFonts w:ascii="Wingdings" w:hAnsi="Wingdings" w:hint="default"/>
+        <w:sz w:val="20"/>
+      </w:rPr>
+    </w:lvl>
+  </w:abstractNum>
+  <w:num w:numId="1">
+    <w:abstractNumId w:val="0"/>
+  </w:num>
+</w:numbering>
 </file>
 
 <file path=word/styles.xml><?xml version="1.0" encoding="utf-8"?>
@@ -418,10 +1301,28 @@
     <w:name w:val="Normal"/>
     <w:qFormat/>
   </w:style>
+  <w:style w:type="paragraph" w:styleId="Heading2">
+    <w:name w:val="heading 2"/>
+    <w:basedOn w:val="Normal"/>
+    <w:link w:val="Heading2Char"/>
+    <w:uiPriority w:val="9"/>
+    <w:qFormat/>
+    <w:rsid w:val="00324CED"/>
+    <w:pPr>
+      <w:spacing w:before="100" w:beforeAutospacing="1" w:after="100" w:afterAutospacing="1" w:line="240" w:lineRule="auto"/>
+      <w:outlineLvl w:val="1"/>
+    </w:pPr>
+    <w:rPr>
+      <w:rFonts w:ascii="Times New Roman" w:eastAsia="Times New Roman" w:hAnsi="Times New Roman" w:cs="Times New Roman"/>
+      <w:b/>
+      <w:bCs/>
+      <w:sz w:val="36"/>
+      <w:szCs w:val="36"/>
+    </w:rPr>
+  </w:style>
   <w:style w:type="character" w:default="1" w:styleId="DefaultParagraphFont">
     <w:name w:val="Default Paragraph Font"/>
     <w:uiPriority w:val="1"/>
-    <w:semiHidden/>
     <w:unhideWhenUsed/>
   </w:style>
   <w:style w:type="table" w:default="1" w:styleId="TableNormal">
@@ -444,6 +1345,79 @@
     <w:uiPriority w:val="99"/>
     <w:semiHidden/>
     <w:unhideWhenUsed/>
+  </w:style>
+  <w:style w:type="character" w:styleId="HTMLCode">
+    <w:name w:val="HTML Code"/>
+    <w:basedOn w:val="DefaultParagraphFont"/>
+    <w:uiPriority w:val="99"/>
+    <w:semiHidden/>
+    <w:unhideWhenUsed/>
+    <w:rsid w:val="00103EA8"/>
+    <w:rPr>
+      <w:rFonts w:ascii="Courier New" w:eastAsia="Times New Roman" w:hAnsi="Courier New" w:cs="Courier New"/>
+      <w:sz w:val="20"/>
+      <w:szCs w:val="20"/>
+    </w:rPr>
+  </w:style>
+  <w:style w:type="character" w:customStyle="1" w:styleId="Heading2Char">
+    <w:name w:val="Heading 2 Char"/>
+    <w:basedOn w:val="DefaultParagraphFont"/>
+    <w:link w:val="Heading2"/>
+    <w:uiPriority w:val="9"/>
+    <w:rsid w:val="00324CED"/>
+    <w:rPr>
+      <w:rFonts w:ascii="Times New Roman" w:eastAsia="Times New Roman" w:hAnsi="Times New Roman" w:cs="Times New Roman"/>
+      <w:b/>
+      <w:bCs/>
+      <w:sz w:val="36"/>
+      <w:szCs w:val="36"/>
+    </w:rPr>
+  </w:style>
+  <w:style w:type="paragraph" w:styleId="NormalWeb">
+    <w:name w:val="Normal (Web)"/>
+    <w:basedOn w:val="Normal"/>
+    <w:uiPriority w:val="99"/>
+    <w:semiHidden/>
+    <w:unhideWhenUsed/>
+    <w:rsid w:val="00324CED"/>
+    <w:pPr>
+      <w:spacing w:before="100" w:beforeAutospacing="1" w:after="100" w:afterAutospacing="1" w:line="240" w:lineRule="auto"/>
+    </w:pPr>
+    <w:rPr>
+      <w:rFonts w:ascii="Times New Roman" w:eastAsia="Times New Roman" w:hAnsi="Times New Roman" w:cs="Times New Roman"/>
+      <w:sz w:val="24"/>
+      <w:szCs w:val="24"/>
+    </w:rPr>
+  </w:style>
+  <w:style w:type="paragraph" w:styleId="BalloonText">
+    <w:name w:val="Balloon Text"/>
+    <w:basedOn w:val="Normal"/>
+    <w:link w:val="BalloonTextChar"/>
+    <w:uiPriority w:val="99"/>
+    <w:semiHidden/>
+    <w:unhideWhenUsed/>
+    <w:rsid w:val="005E4539"/>
+    <w:pPr>
+      <w:spacing w:after="0" w:line="240" w:lineRule="auto"/>
+    </w:pPr>
+    <w:rPr>
+      <w:rFonts w:ascii="Segoe UI" w:hAnsi="Segoe UI" w:cs="Segoe UI"/>
+      <w:sz w:val="18"/>
+      <w:szCs w:val="18"/>
+    </w:rPr>
+  </w:style>
+  <w:style w:type="character" w:customStyle="1" w:styleId="BalloonTextChar">
+    <w:name w:val="Balloon Text Char"/>
+    <w:basedOn w:val="DefaultParagraphFont"/>
+    <w:link w:val="BalloonText"/>
+    <w:uiPriority w:val="99"/>
+    <w:semiHidden/>
+    <w:rsid w:val="005E4539"/>
+    <w:rPr>
+      <w:rFonts w:ascii="Segoe UI" w:hAnsi="Segoe UI" w:cs="Segoe UI"/>
+      <w:sz w:val="18"/>
+      <w:szCs w:val="18"/>
+    </w:rPr>
   </w:style>
 </w:styles>
 </file>
@@ -707,4 +1681,16 @@
     </a:ext>
   </a:extLst>
 </a:theme>
+</file>
+
+<file path=customXml/item1.xml><?xml version="1.0" encoding="utf-8"?>
+<b:Sources xmlns:b="http://schemas.openxmlformats.org/officeDocument/2006/bibliography" xmlns="http://schemas.openxmlformats.org/officeDocument/2006/bibliography" SelectedStyle="\APASixthEditionOfficeOnline.xsl" StyleName="APA" Version="6"/>
+</file>
+
+<file path=customXml/itemProps1.xml><?xml version="1.0" encoding="utf-8"?>
+<ds:datastoreItem xmlns:ds="http://schemas.openxmlformats.org/officeDocument/2006/customXml" ds:itemID="{784E0637-8BEB-40C1-90A1-7DA8A141AB5D}">
+  <ds:schemaRefs>
+    <ds:schemaRef ds:uri="http://schemas.openxmlformats.org/officeDocument/2006/bibliography"/>
+  </ds:schemaRefs>
+</ds:datastoreItem>
 </file>